--- a/ALKALMAZÁSOK FEJLESZTÉSE PROJEKT LABOR II/PROJEKT TERV - EGYESÍTETT DOKSI (2).docx
+++ b/ALKALMAZÁSOK FEJLESZTÉSE PROJEKT LABOR II/PROJEKT TERV - EGYESÍTETT DOKSI (2).docx
@@ -276,7 +276,6 @@
           <w:szCs w:val="36"/>
         </w:rPr>
       </w:pPr>
-      <w:proofErr w:type="spellStart"/>
       <w:r>
         <w:rPr>
           <w:rFonts w:cstheme="minorHAnsi"/>
@@ -285,18 +284,7 @@
           <w:sz w:val="36"/>
           <w:szCs w:val="36"/>
         </w:rPr>
-        <w:t>Radvánszky</w:t>
-      </w:r>
-      <w:proofErr w:type="spellEnd"/>
-      <w:r>
-        <w:rPr>
-          <w:rFonts w:cstheme="minorHAnsi"/>
-          <w:b/>
-          <w:bCs/>
-          <w:sz w:val="36"/>
-          <w:szCs w:val="36"/>
-        </w:rPr>
-        <w:t xml:space="preserve"> Ádám János</w:t>
+        <w:t>Radvánszky Ádám János</w:t>
       </w:r>
     </w:p>
     <w:p>
@@ -1574,21 +1562,7 @@
         <w:rPr>
           <w:rFonts w:cstheme="minorHAnsi"/>
         </w:rPr>
-        <w:t xml:space="preserve">felelős. Az adatok tárolására az XAMPP szerver </w:t>
-      </w:r>
-      <w:proofErr w:type="spellStart"/>
-      <w:r>
-        <w:rPr>
-          <w:rFonts w:cstheme="minorHAnsi"/>
-        </w:rPr>
-        <w:t>MariaDB</w:t>
-      </w:r>
-      <w:proofErr w:type="spellEnd"/>
-      <w:r>
-        <w:rPr>
-          <w:rFonts w:cstheme="minorHAnsi"/>
-        </w:rPr>
-        <w:t xml:space="preserve"> relációs adatbázis-kezelő rendszert tervezzük használni amelyben külön táblákban kerülnek tárolásra a felhasználók, szállások és foglalások adatai.</w:t>
+        <w:t>felelős. Az adatok tárolására az XAMPP szerver MariaDB relációs adatbázis-kezelő rendszert tervezzük használni amelyben külön táblákban kerülnek tárolásra a felhasználók, szállások és foglalások adatai.</w:t>
       </w:r>
       <w:r>
         <w:rPr>
@@ -1857,21 +1831,7 @@
               <w:rPr>
                 <w:rFonts w:cstheme="minorHAnsi"/>
               </w:rPr>
-              <w:t xml:space="preserve">A kliensoldali dinamikus funkcionalitások megvalósításához fogjuk használni, például </w:t>
-            </w:r>
-            <w:proofErr w:type="spellStart"/>
-            <w:r>
-              <w:rPr>
-                <w:rFonts w:cstheme="minorHAnsi"/>
-              </w:rPr>
-              <w:t>adatlekérdezésekhez</w:t>
-            </w:r>
-            <w:proofErr w:type="spellEnd"/>
-            <w:r>
-              <w:rPr>
-                <w:rFonts w:cstheme="minorHAnsi"/>
-              </w:rPr>
-              <w:t>, eseménykezeléshez és interaktív műveletekhez.</w:t>
+              <w:t>A kliensoldali dinamikus funkcionalitások megvalósításához fogjuk használni, például adatlekérdezésekhez, eseménykezeléshez és interaktív műveletekhez.</w:t>
             </w:r>
           </w:p>
         </w:tc>
@@ -1995,14 +1955,12 @@
                 <w:rFonts w:cstheme="minorHAnsi"/>
               </w:rPr>
             </w:pPr>
-            <w:proofErr w:type="spellStart"/>
             <w:r>
               <w:rPr>
                 <w:rFonts w:cstheme="minorHAnsi"/>
               </w:rPr>
               <w:t>MariaDB</w:t>
             </w:r>
-            <w:proofErr w:type="spellEnd"/>
           </w:p>
         </w:tc>
         <w:tc>
@@ -2061,57 +2019,14 @@
               <w:rPr>
                 <w:rFonts w:cstheme="minorHAnsi"/>
               </w:rPr>
-              <w:t xml:space="preserve">Az </w:t>
-            </w:r>
-            <w:proofErr w:type="spellStart"/>
-            <w:r>
-              <w:rPr>
-                <w:rFonts w:cstheme="minorHAnsi"/>
-              </w:rPr>
-              <w:t>Eclipse</w:t>
-            </w:r>
-            <w:proofErr w:type="spellEnd"/>
-            <w:r>
-              <w:rPr>
-                <w:rFonts w:cstheme="minorHAnsi"/>
-              </w:rPr>
-              <w:t xml:space="preserve"> környezetet fogjuk használni a backend fejlesztéshez, a Visual </w:t>
-            </w:r>
-            <w:proofErr w:type="spellStart"/>
-            <w:r>
-              <w:rPr>
-                <w:rFonts w:cstheme="minorHAnsi"/>
-              </w:rPr>
-              <w:t>Studio</w:t>
-            </w:r>
-            <w:proofErr w:type="spellEnd"/>
-            <w:r>
-              <w:rPr>
-                <w:rFonts w:cstheme="minorHAnsi"/>
-              </w:rPr>
-              <w:t xml:space="preserve"> </w:t>
-            </w:r>
-            <w:proofErr w:type="spellStart"/>
-            <w:r>
-              <w:rPr>
-                <w:rFonts w:cstheme="minorHAnsi"/>
-              </w:rPr>
-              <w:t>Code</w:t>
-            </w:r>
-            <w:proofErr w:type="spellEnd"/>
+              <w:t>Az Eclipse környezetet fogjuk használni a backend fejlesztéshez, a Visual Studio Code</w:t>
+            </w:r>
             <w:r>
               <w:rPr>
                 <w:rFonts w:cstheme="minorHAnsi"/>
               </w:rPr>
               <w:noBreakHyphen/>
-              <w:t xml:space="preserve">ot a frontendhez és XAMPP Maria DB-t az adatbázishoz, valamint </w:t>
-            </w:r>
-            <w:proofErr w:type="spellStart"/>
-            <w:r>
-              <w:rPr>
-                <w:rFonts w:cstheme="minorHAnsi"/>
-              </w:rPr>
-              <w:t>Git</w:t>
+              <w:t>ot a frontendhez és XAMPP Maria DB-t az adatbázishoz, valamint Git</w:t>
             </w:r>
             <w:r>
               <w:rPr>
@@ -2119,7 +2034,6 @@
               </w:rPr>
               <w:t>hub</w:t>
             </w:r>
-            <w:proofErr w:type="spellEnd"/>
             <w:r>
               <w:rPr>
                 <w:rFonts w:cstheme="minorHAnsi"/>
@@ -3219,21 +3133,7 @@
         <w:rPr>
           <w:rFonts w:cstheme="minorHAnsi"/>
         </w:rPr>
-        <w:t xml:space="preserve">A projekt sikeres megvalósítása érdekében a fejlesztőcsapat agilis, </w:t>
-      </w:r>
-      <w:proofErr w:type="spellStart"/>
-      <w:r>
-        <w:rPr>
-          <w:rFonts w:cstheme="minorHAnsi"/>
-        </w:rPr>
-        <w:t>scrum</w:t>
-      </w:r>
-      <w:proofErr w:type="spellEnd"/>
-      <w:r>
-        <w:rPr>
-          <w:rFonts w:cstheme="minorHAnsi"/>
-        </w:rPr>
-        <w:t>-alapú módszertant követve szerveződik meg. A csapatunk két főből áll, akik között a szerepkörök az alábbi táblázat szerint fog felosztódni.</w:t>
+        <w:t>A projekt sikeres megvalósítása érdekében a fejlesztőcsapat agilis, scrum-alapú módszertant követve szerveződik meg. A csapatunk két főből áll, akik között a szerepkörök az alábbi táblázat szerint fog felosztódni.</w:t>
       </w:r>
     </w:p>
     <w:p>
@@ -3633,19 +3533,11 @@
                 <w:rFonts w:cstheme="minorHAnsi"/>
               </w:rPr>
             </w:pPr>
-            <w:proofErr w:type="spellStart"/>
-            <w:r>
-              <w:rPr>
-                <w:rFonts w:cstheme="minorHAnsi"/>
-              </w:rPr>
-              <w:t>Radvánszky</w:t>
-            </w:r>
-            <w:proofErr w:type="spellEnd"/>
-            <w:r>
-              <w:rPr>
-                <w:rFonts w:cstheme="minorHAnsi"/>
-              </w:rPr>
-              <w:t xml:space="preserve"> Ádám János</w:t>
+            <w:r>
+              <w:rPr>
+                <w:rFonts w:cstheme="minorHAnsi"/>
+              </w:rPr>
+              <w:t>Radvánszky Ádám János</w:t>
             </w:r>
           </w:p>
         </w:tc>
@@ -3705,19 +3597,11 @@
                 <w:rFonts w:cstheme="minorHAnsi"/>
               </w:rPr>
             </w:pPr>
-            <w:proofErr w:type="spellStart"/>
-            <w:r>
-              <w:rPr>
-                <w:rFonts w:cstheme="minorHAnsi"/>
-              </w:rPr>
-              <w:t>Radvánszky</w:t>
-            </w:r>
-            <w:proofErr w:type="spellEnd"/>
-            <w:r>
-              <w:rPr>
-                <w:rFonts w:cstheme="minorHAnsi"/>
-              </w:rPr>
-              <w:t xml:space="preserve"> Ádám János,</w:t>
+            <w:r>
+              <w:rPr>
+                <w:rFonts w:cstheme="minorHAnsi"/>
+              </w:rPr>
+              <w:t>Radvánszky Ádám János</w:t>
             </w:r>
           </w:p>
         </w:tc>
